--- a/assets/templates/docx/contract_ukaby_visa.docx
+++ b/assets/templates/docx/contract_ukaby_visa.docx
@@ -12039,18 +12039,38 @@
                 <w:rFonts w:ascii="Times New Roman" w:hAnsi="Times New Roman" w:cs="Times New Roman"/>
                 <w:sz w:val="18"/>
                 <w:szCs w:val="18"/>
+              </w:rPr>
+            </w:pPr>
+            <w:r>
+              <w:rPr>
+                <w:rFonts w:ascii="Times New Roman" w:hAnsi="Times New Roman" w:cs="Times New Roman"/>
+                <w:b/>
+                <w:bCs/>
+                <w:sz w:val="18"/>
+                <w:szCs w:val="18"/>
+              </w:rPr>
+              <w:t>Адрес</w:t>
+            </w:r>
+            <w:r>
+              <w:rPr>
+                <w:rFonts w:ascii="Times New Roman" w:hAnsi="Times New Roman" w:cs="Times New Roman"/>
+                <w:b/>
+                <w:bCs/>
+                <w:sz w:val="18"/>
+                <w:szCs w:val="18"/>
                 <w:lang w:val="en-US"/>
               </w:rPr>
-            </w:pPr>
-            <w:r>
-              <w:rPr>
-                <w:rFonts w:ascii="Times New Roman" w:hAnsi="Times New Roman" w:cs="Times New Roman"/>
-                <w:b/>
-                <w:bCs/>
-                <w:sz w:val="18"/>
-                <w:szCs w:val="18"/>
-              </w:rPr>
-              <w:t>Адрес</w:t>
+              <w:t xml:space="preserve"> / </w:t>
+            </w:r>
+            <w:r>
+              <w:rPr>
+                <w:rFonts w:ascii="Times New Roman" w:hAnsi="Times New Roman" w:cs="Times New Roman"/>
+                <w:b/>
+                <w:bCs/>
+                <w:sz w:val="18"/>
+                <w:szCs w:val="18"/>
+              </w:rPr>
+              <w:t>Мекенжайы</w:t>
             </w:r>
             <w:r>
               <w:rPr>
@@ -12061,51 +12081,8 @@
                 <w:szCs w:val="18"/>
                 <w:lang w:val="en-US"/>
               </w:rPr>
-              <w:t xml:space="preserve"> / </w:t>
-            </w:r>
-            <w:r>
-              <w:rPr>
-                <w:rFonts w:ascii="Times New Roman" w:hAnsi="Times New Roman" w:cs="Times New Roman"/>
-                <w:b/>
-                <w:bCs/>
-                <w:sz w:val="18"/>
-                <w:szCs w:val="18"/>
-              </w:rPr>
-              <w:t>Мекенжайы</w:t>
-            </w:r>
-            <w:r>
-              <w:rPr>
-                <w:rFonts w:ascii="Times New Roman" w:hAnsi="Times New Roman" w:cs="Times New Roman"/>
-                <w:b/>
-                <w:bCs/>
-                <w:sz w:val="18"/>
-                <w:szCs w:val="18"/>
-                <w:lang w:val="en-US"/>
-              </w:rPr>
               <w:t>: {{CLIENT_ADDRESS}}</w:t>
             </w:r>
-          </w:p>
-          <w:p>
-            <w:pPr>
-              <w:pStyle w:val="NoSpacing"/>
-              <w:rPr>
-                <w:rFonts w:ascii="Times New Roman" w:hAnsi="Times New Roman" w:cs="Times New Roman"/>
-                <w:sz w:val="18"/>
-                <w:szCs w:val="18"/>
-                <w:lang w:val="en-US"/>
-              </w:rPr>
-            </w:pPr>
-          </w:p>
-          <w:p>
-            <w:pPr>
-              <w:pStyle w:val="NoSpacing"/>
-              <w:rPr>
-                <w:rFonts w:ascii="Times New Roman" w:hAnsi="Times New Roman" w:cs="Times New Roman"/>
-                <w:sz w:val="18"/>
-                <w:szCs w:val="18"/>
-                <w:lang w:val="en-US"/>
-              </w:rPr>
-            </w:pPr>
           </w:p>
           <w:p>
             <w:pPr>
@@ -16709,31 +16686,6 @@
                 <w:rFonts w:ascii="Times New Roman" w:hAnsi="Times New Roman" w:cs="Times New Roman"/>
                 <w:sz w:val="18"/>
                 <w:szCs w:val="18"/>
-                <w:lang w:val="en-US"/>
-              </w:rPr>
-            </w:pPr>
-          </w:p>
-          <w:p>
-            <w:pPr>
-              <w:pStyle w:val="NoSpacing"/>
-              <w:jc w:val="both"/>
-              <w:rPr>
-                <w:rFonts w:ascii="Times New Roman" w:hAnsi="Times New Roman" w:cs="Times New Roman"/>
-                <w:sz w:val="18"/>
-                <w:szCs w:val="18"/>
-                <w:lang w:val="en-US"/>
-              </w:rPr>
-            </w:pPr>
-          </w:p>
-          <w:p>
-            <w:pPr>
-              <w:pStyle w:val="NoSpacing"/>
-              <w:jc w:val="both"/>
-              <w:rPr>
-                <w:rFonts w:ascii="Times New Roman" w:hAnsi="Times New Roman" w:cs="Times New Roman"/>
-                <w:sz w:val="18"/>
-                <w:szCs w:val="18"/>
-                <w:lang w:val="en-US"/>
               </w:rPr>
             </w:pPr>
           </w:p>
@@ -21374,6 +21326,7 @@
   <w:style w:type="character" w:default="1" w:styleId="DefaultParagraphFont">
     <w:name w:val="Default Paragraph Font"/>
     <w:uiPriority w:val="1"/>
+    <w:semiHidden/>
     <w:unhideWhenUsed/>
   </w:style>
   <w:style w:type="table" w:default="1" w:styleId="TableNormal">
